--- a/sorular/GK_GMY_Deneme4_100soru.docx
+++ b/sorular/GK_GMY_Deneme4_100soru.docx
@@ -7363,7 +7363,7 @@
         <w:t xml:space="preserve">73- </w:t>
       </w:r>
       <w:r>
-        <w:t xml:space="preserve">İhracat Yönetmeliğine göre konsinye olarak gönderilen malın kesin satışının ihraç tarihinden itibaren ne kadar süre içinde yapılması gerekir ve bu süre, haklı ve zorunlu nedenlere istinaden müracaat edilmesi hâlinde izni veren İhracatçı Birlikleri Genel Sekreterliğince ne kadar daha uzatılabilir?</w:t>
+        <w:t xml:space="preserve">Gümrük Genel Tebliği (Hariçte İşleme-Geçici İhracat) (Seri No: 1)'e göre, geri getirilmek üzere Türkiye Gümrük Bölgesi dışına geçici olarak çıkarılan ticari nitelikte olmayan eşyanın geri getirilme süresine ilişkin aşağıdakilerden hangisi doğrudur?</w:t>
       </w:r>
     </w:p>
     <w:p>
@@ -7376,7 +7376,7 @@
         <w:t xml:space="preserve">A) </w:t>
       </w:r>
       <w:r>
-        <w:t xml:space="preserve">Bir yıl / bir yıl</w:t>
+        <w:t xml:space="preserve">Eşyanın iki yıl içinde değiştirilmeksizin geri getirilmesi esastır; geri getirilmek üzere çıkarılan ev eşyası da bu süreye tabidir.</w:t>
       </w:r>
     </w:p>
     <w:p>
@@ -7389,7 +7389,7 @@
         <w:t xml:space="preserve">B) </w:t>
       </w:r>
       <w:r>
-        <w:t xml:space="preserve">Altı ay / bir yıl</w:t>
+        <w:t xml:space="preserve">Eşyanın üç yıl içinde değiştirilmeksizin geri getirilmesi esastır; bu süre mücbir sebep hâlinde dahi uzatılamaz.</w:t>
       </w:r>
     </w:p>
     <w:p>
@@ -7402,7 +7402,7 @@
         <w:t xml:space="preserve">C) </w:t>
       </w:r>
       <w:r>
-        <w:t xml:space="preserve">İki yıl / bir yıl</w:t>
+        <w:t xml:space="preserve">Eşyanın bir yıl içinde geri getirilmesi esastır; bu süre ancak Ticaret Bakanlığınca uzatılabilir.</w:t>
       </w:r>
     </w:p>
     <w:p>
@@ -7415,7 +7415,7 @@
         <w:t xml:space="preserve">D) </w:t>
       </w:r>
       <w:r>
-        <w:t xml:space="preserve">Bir yıl / iki yıl</w:t>
+        <w:t xml:space="preserve">Eşyanın üç yıl içinde değiştirilmeksizin geri getirilmesi esastır; geri getirilmek üzere çıkarılan ev eşyası ise süre kısıtlamasına tabi değildir.</w:t>
       </w:r>
     </w:p>
     <w:p>
@@ -7428,7 +7428,7 @@
         <w:t xml:space="preserve">E) </w:t>
       </w:r>
       <w:r>
-        <w:t xml:space="preserve">Yüz yirmi gün / altı ay</w:t>
+        <w:t xml:space="preserve">Eşyanın üç yıl içinde geri getirilmesi esastır; geri getirilmek üzere çıkarılan ev eşyası için bu süre altı aydır.</w:t>
       </w:r>
     </w:p>
     <w:p>
@@ -7737,7 +7737,7 @@
         <w:t xml:space="preserve">77- </w:t>
       </w:r>
       <w:r>
-        <w:t xml:space="preserve">İhracat Yönetmeliğine göre ihracata ilişkin talep ile bu talebi sonuçlandıran merci eşleştirmelerinden hangisi yanlıştır?</w:t>
+        <w:t xml:space="preserve">Gümrük Genel Tebliği (Hariçte İşleme-Geçici İhracat) (Seri No: 1)'e göre Türkiye Gümrük Bölgesinden geçici olarak çıkarılan eşya ile bu eşyaya ilişkin işlem eşleştirmelerinden hangisi yanlıştır?</w:t>
       </w:r>
     </w:p>
     <w:p>
@@ -7750,7 +7750,7 @@
         <w:t xml:space="preserve">A) </w:t>
       </w:r>
       <w:r>
-        <w:t xml:space="preserve">Alıcısı tarafından kabul edilmeyen mallar karşılığında aynı bedel ve şartlarla mal ihracına ilişkin talep – Gümrük idaresi</w:t>
+        <w:t xml:space="preserve">Finansal kiralama yoluyla ihraç edilecek eşya – Gümrük müdürlüğünce onaylanan beyanname izin hükmündedir</w:t>
       </w:r>
     </w:p>
     <w:p>
@@ -7763,7 +7763,7 @@
         <w:t xml:space="preserve">B) </w:t>
       </w:r>
       <w:r>
-        <w:t xml:space="preserve">Konsinye ihracat başvurusu – İhracatçı Birlikleri Genel Sekreterliği</w:t>
+        <w:t xml:space="preserve">Mülkiyeti kiraya verene ait olmayan ticari kiralama konusu eşya – Noterde tanzim ettirilmiş muvafakatname ibraz edilir</w:t>
       </w:r>
     </w:p>
     <w:p>
@@ -7776,7 +7776,7 @@
         <w:t xml:space="preserve">C) </w:t>
       </w:r>
       <w:r>
-        <w:t xml:space="preserve">Yanma veya çalınma gibi haklı ve zorunlu nedenlerle alıcısına teslim edilemeyen mallara ilişkin ihracat talebi – Gümrük idaresi</w:t>
+        <w:t xml:space="preserve">Yurt dışındaki sergi ve fuarlarda gösterilecek eşya – Beyannameye kesin satış faturası eklenmesi zorunludur</w:t>
       </w:r>
     </w:p>
     <w:p>
@@ -7789,7 +7789,7 @@
         <w:t xml:space="preserve">D) </w:t>
       </w:r>
       <w:r>
-        <w:t xml:space="preserve">Geri getirilmesinde ekonomik yarar görülmeyen malların terk edilmesine ilişkin talep – Bakanlık (İhracat Genel Müdürlüğü)</w:t>
+        <w:t xml:space="preserve">Lisanslı radyoaktif cihaz – Türkiye Atom Enerjisi Kurumunun gümrük giriş-çıkış izni formu aranır</w:t>
       </w:r>
     </w:p>
     <w:p>
@@ -7802,7 +7802,7 @@
         <w:t xml:space="preserve">E) </w:t>
       </w:r>
       <w:r>
-        <w:t xml:space="preserve">Uluslararası ticari fuarda sergilenmek üzere yurt dışına çıkarılan malın kesin satışına ilişkin talep – Gümrük idaresi</w:t>
+        <w:t xml:space="preserve">Tebliğde ayrıca düzenlenmeyen diğer geçici çıkış eşyası – Marka, seri numarası ve model yılı gibi ayırt edici özellikler beyannameye kaydedilir</w:t>
       </w:r>
     </w:p>
     <w:p>
@@ -25751,7 +25751,7 @@
           <w:sz w:val="20"/>
           <w:szCs w:val="20"/>
         </w:rPr>
-        <w:t xml:space="preserve">İhracat Yönetmeliği 9/5</w:t>
+        <w:t xml:space="preserve">Hariçte İşleme-Geçici İhracat Seri No:1 m.7/1-3; GK 167/5-f</w:t>
       </w:r>
     </w:p>
     <w:p>
@@ -25767,7 +25767,7 @@
         <w:t xml:space="preserve">73- </w:t>
       </w:r>
       <w:r>
-        <w:t xml:space="preserve">İhracat Yönetmeliğine göre konsinye olarak gönderilen malın kesin satışının ihraç tarihinden itibaren ne kadar süre içinde yapılması gerekir ve bu süre, haklı ve zorunlu nedenlere istinaden müracaat edilmesi hâlinde izni veren İhracatçı Birlikleri Genel Sekreterliğince ne kadar daha uzatılabilir?</w:t>
+        <w:t xml:space="preserve">Gümrük Genel Tebliği (Hariçte İşleme-Geçici İhracat) (Seri No: 1)'e göre, geri getirilmek üzere Türkiye Gümrük Bölgesi dışına geçici olarak çıkarılan ticari nitelikte olmayan eşyanın geri getirilme süresine ilişkin aşağıdakilerden hangisi doğrudur?</w:t>
       </w:r>
     </w:p>
     <w:p>
@@ -25780,7 +25780,7 @@
         <w:t xml:space="preserve">A) </w:t>
       </w:r>
       <w:r>
-        <w:t xml:space="preserve">Bir yıl / bir yıl</w:t>
+        <w:t xml:space="preserve">Eşyanın iki yıl içinde değiştirilmeksizin geri getirilmesi esastır; geri getirilmek üzere çıkarılan ev eşyası da bu süreye tabidir.</w:t>
       </w:r>
     </w:p>
     <w:p>
@@ -25793,7 +25793,7 @@
         <w:t xml:space="preserve">B) </w:t>
       </w:r>
       <w:r>
-        <w:t xml:space="preserve">Altı ay / bir yıl</w:t>
+        <w:t xml:space="preserve">Eşyanın üç yıl içinde değiştirilmeksizin geri getirilmesi esastır; bu süre mücbir sebep hâlinde dahi uzatılamaz.</w:t>
       </w:r>
     </w:p>
     <w:p>
@@ -25806,7 +25806,7 @@
         <w:t xml:space="preserve">C) </w:t>
       </w:r>
       <w:r>
-        <w:t xml:space="preserve">İki yıl / bir yıl</w:t>
+        <w:t xml:space="preserve">Eşyanın bir yıl içinde geri getirilmesi esastır; bu süre ancak Ticaret Bakanlığınca uzatılabilir.</w:t>
       </w:r>
     </w:p>
     <w:p>
@@ -25819,7 +25819,7 @@
         <w:t xml:space="preserve">D) </w:t>
       </w:r>
       <w:r>
-        <w:t xml:space="preserve">Bir yıl / iki yıl</w:t>
+        <w:t xml:space="preserve">Eşyanın üç yıl içinde değiştirilmeksizin geri getirilmesi esastır; geri getirilmek üzere çıkarılan ev eşyası ise süre kısıtlamasına tabi değildir.</w:t>
       </w:r>
     </w:p>
     <w:p>
@@ -25832,7 +25832,7 @@
         <w:t xml:space="preserve">E) </w:t>
       </w:r>
       <w:r>
-        <w:t xml:space="preserve">Yüz yirmi gün / altı ay</w:t>
+        <w:t xml:space="preserve">Eşyanın üç yıl içinde geri getirilmesi esastır; geri getirilmek üzere çıkarılan ev eşyası için bu süre altı aydır.</w:t>
       </w:r>
     </w:p>
     <w:p>
@@ -25868,7 +25868,7 @@
         <w:t xml:space="preserve">Gerekçe: </w:t>
       </w:r>
       <w:r>
-        <w:t xml:space="preserve">İhracat Yönetmeliğine göre konsinye olarak gönderilen malın ihraç tarihinden itibaren bir yıl içinde kesin satışının yapılması gerekir; bu süre haklı ve zorunlu nedenlere istinaden müracaat edilmesi hâlinde izni veren İhracatçı Birlikleri Genel Sekreterliğince iki yıl daha uzatılabilir. Yüz yirmi gün, kesin satıştan sonra durumun İhracatçı Birlikleri Genel Sekreterliğine ve aracı bankaya bildirilmesi için öngörülen süredir; basitleştirilmiş gümrük beyannamesiyle yapılan konsinye ihracatta ise bir yıllık süre uzatılmaz. Bu nedenle doğru cevap D seçeneğidir. (MD İhracat Yönetmeliği 9/3, 9/5, 9/7)</w:t>
+        <w:t xml:space="preserve">Gümrük Genel Tebliği (Hariçte İşleme-Geçici İhracat) (Seri No: 1)'e göre geçici olarak Türkiye Gümrük Bölgesi dışına çıkarılan ticari nitelikte olmayan eşyanın üç yıl içinde değiştirilmeksizin geri getirilmesi esastır. Doğal afet, iç karışıklık, abluka veya savaş hâli, resmî makamlarca getirilen yasaklar ya da eşyanın alıkonulması gibi beklenmeyen hâller veya mücbir sebeplerde bu süre, ilgilinin yazılı talebi üzerine ilgili gümrük müdürlüğünce uzatılabilir; uzatma yetkisi Bakanlığa değil gümrük müdürlüğüne aittir. Geri getirilmek üzere çıkarılan ev eşyası ise süre kısıtlamasına tabi değildir; bu eşyanın giriş işlemleri Gümrük Kanunu'nun, Türkiye Gümrük Bölgesinden geçici olarak çıkan gerçek kişilerin geri getirdiği kullanılmış ev eşyasına gümrük vergilerinden muafiyet tanıyan hükmü çerçevesinde sonuçlandırılır. Altı aylık süre ev eşyasının geri getirilme süresi değildir; 2009/15481 sayılı Karara göre muafiyet için ev eşyasının kişinin Türkiye Gümrük Bölgesine dönüş tarihinden itibaren getirilmesi gereken süredir. Bu nedenle doğru cevap D seçeneğidir. (MD Hariçte İşleme-Geçici İhracat Seri No:1 m.7/1-3; GK 167/5-f)</w:t>
       </w:r>
     </w:p>
     <w:p>
@@ -26333,7 +26333,7 @@
           <w:sz w:val="20"/>
           <w:szCs w:val="20"/>
         </w:rPr>
-        <w:t xml:space="preserve">İhracat Yönetmeliği 9/1, 10/4, 14/1, 15/1, 15/2</w:t>
+        <w:t xml:space="preserve">Hariçte İşleme-Geçici İhracat Seri No:1 m.9/2, 10/1, 11/1-2, 12/1, 15/1</w:t>
       </w:r>
     </w:p>
     <w:p>
@@ -26349,7 +26349,7 @@
         <w:t xml:space="preserve">77- </w:t>
       </w:r>
       <w:r>
-        <w:t xml:space="preserve">İhracat Yönetmeliğine göre ihracata ilişkin talep ile bu talebi sonuçlandıran merci eşleştirmelerinden hangisi yanlıştır?</w:t>
+        <w:t xml:space="preserve">Gümrük Genel Tebliği (Hariçte İşleme-Geçici İhracat) (Seri No: 1)'e göre Türkiye Gümrük Bölgesinden geçici olarak çıkarılan eşya ile bu eşyaya ilişkin işlem eşleştirmelerinden hangisi yanlıştır?</w:t>
       </w:r>
     </w:p>
     <w:p>
@@ -26362,7 +26362,7 @@
         <w:t xml:space="preserve">A) </w:t>
       </w:r>
       <w:r>
-        <w:t xml:space="preserve">Alıcısı tarafından kabul edilmeyen mallar karşılığında aynı bedel ve şartlarla mal ihracına ilişkin talep – Gümrük idaresi</w:t>
+        <w:t xml:space="preserve">Finansal kiralama yoluyla ihraç edilecek eşya – Gümrük müdürlüğünce onaylanan beyanname izin hükmündedir</w:t>
       </w:r>
     </w:p>
     <w:p>
@@ -26375,7 +26375,7 @@
         <w:t xml:space="preserve">B) </w:t>
       </w:r>
       <w:r>
-        <w:t xml:space="preserve">Konsinye ihracat başvurusu – İhracatçı Birlikleri Genel Sekreterliği</w:t>
+        <w:t xml:space="preserve">Mülkiyeti kiraya verene ait olmayan ticari kiralama konusu eşya – Noterde tanzim ettirilmiş muvafakatname ibraz edilir</w:t>
       </w:r>
     </w:p>
     <w:p>
@@ -26388,7 +26388,7 @@
         <w:t xml:space="preserve">C) </w:t>
       </w:r>
       <w:r>
-        <w:t xml:space="preserve">Yanma veya çalınma gibi haklı ve zorunlu nedenlerle alıcısına teslim edilemeyen mallara ilişkin ihracat talebi – Gümrük idaresi</w:t>
+        <w:t xml:space="preserve">Yurt dışındaki sergi ve fuarlarda gösterilecek eşya – Beyannameye kesin satış faturası eklenmesi zorunludur</w:t>
       </w:r>
     </w:p>
     <w:p>
@@ -26401,7 +26401,7 @@
         <w:t xml:space="preserve">D) </w:t>
       </w:r>
       <w:r>
-        <w:t xml:space="preserve">Geri getirilmesinde ekonomik yarar görülmeyen malların terk edilmesine ilişkin talep – Bakanlık (İhracat Genel Müdürlüğü)</w:t>
+        <w:t xml:space="preserve">Lisanslı radyoaktif cihaz – Türkiye Atom Enerjisi Kurumunun gümrük giriş-çıkış izni formu aranır</w:t>
       </w:r>
     </w:p>
     <w:p>
@@ -26414,7 +26414,7 @@
         <w:t xml:space="preserve">E) </w:t>
       </w:r>
       <w:r>
-        <w:t xml:space="preserve">Uluslararası ticari fuarda sergilenmek üzere yurt dışına çıkarılan malın kesin satışına ilişkin talep – Gümrük idaresi</w:t>
+        <w:t xml:space="preserve">Tebliğde ayrıca düzenlenmeyen diğer geçici çıkış eşyası – Marka, seri numarası ve model yılı gibi ayırt edici özellikler beyannameye kaydedilir</w:t>
       </w:r>
     </w:p>
     <w:p>
@@ -26450,7 +26450,7 @@
         <w:t xml:space="preserve">Gerekçe: </w:t>
       </w:r>
       <w:r>
-        <w:t xml:space="preserve">İhracat Yönetmeliğine göre konsinye ihracat başvuruları İhracatçı Birlikleri Genel Sekreterliğine yapılır ve bu birimce sonuçlandırılır. Alıcısı tarafından kabul edilmeyen mallar karşılığında aynı bedel ve şartlarla mal ihracına ilişkin talepler ile uluslararası ticari fuar ve sergilerde sergilenen malların kesin satışına ilişkin talepler gümrük idarelerince sonuçlandırılır. Yanma, çalınma gibi haklı ve zorunlu nedenlerle alıcısına teslim edilemeyen mallara ilişkin ihracat talepleri ile geri getirilmesinde ekonomik yarar görülmeyen malların terkine ilişkin talepler ise gümrük idaresince değil, Bakanlıkça (İhracat Genel Müdürlüğü) sonuçlandırılır. Bu nedenle doğru cevap C seçeneğidir. (MD İhracat Yönetmeliği 9/1, 10/4, 14/1, 15/1, 15/2)</w:t>
+        <w:t xml:space="preserve">Gümrük Genel Tebliği (Hariçte İşleme-Geçici İhracat) (Seri No: 1)'e göre yurt dışındaki sergi ve fuarlarda gösterilmek üzere geçici olarak çıkarılacak eşya gümrük beyannamesiyle beyan edilir; eşyanın ayırt edici özellikleri, özel işaretleri ve sergi veya fuarın adı beyannameye kaydedilir ve kesin satış faturası aranmayarak proforma fatura veya sevk irsaliyesinin beyannameye eklenmesi sağlanır. Bu nedenle kesin satış faturasını zorunlu tutan eşleştirme yanlıştır. Finansal kiralama yoluyla yapılacak ihracatta gümrük müdürlüğünce onaylanan beyanname izin hükmündedir; mülkiyeti kiraya verene ait olmayan ticari kiralama konusu eşya için noterde tanzim ettirilmiş muvafakatname ibraz edilir; lisanslı radyoaktif cihazların geçici ihracında Türkiye Atom Enerjisi Kurumundan alınan Lisanslı Cihazlar İçin Gümrük Giriş-Çıkış İzni formu aranır; Tebliğde düzenlenmeyen diğer geçici çıkışlarda eşyanın marka, seri numarası, model yılı gibi ayırt edici özellikleri beyannameye kaydedilir. Bu nedenle doğru cevap C seçeneğidir. (MD Hariçte İşleme-Geçici İhracat Seri No:1 m.9/2, 10/1, 11/1-2, 12/1, 15/1)</w:t>
       </w:r>
     </w:p>
     <w:p>
@@ -33346,7 +33346,7 @@
         <w:spacing w:after="60"/>
       </w:pPr>
       <w:r>
-        <w:t xml:space="preserve">Genel kültür bölümü (1–20) Canlı 7/24 Genel Kültür Kitabı'na dayanır ve 2024–2025 sınavlarının 1–20. sorularındaki bilgi türlerini (anlam ilişkileri, anlatım bozukluğu, noktalama, paragraf; zaman, birim dönüşümü, oran, yüzde, dizi problemleri; Millî Mücadele, inkılaplar, Atatürk; yasama-yürütme-yargı, temel haklar) ölçer.</w:t>
+        <w:t xml:space="preserve">Gümrük bölümü Gümrük Yönetmeliği m.567/2'deki GMY sınav kapsamıyla sınırlıdır: Gümrük Kanunu ve ikincil düzenlemeleri ile 5607 sayılı Kanun ve ikincil düzenlemeleri. Dış ticaret ve kambiyo mevzuatı (bedelsiz ihracat, İhracat Yönetmeliği vb.) gümrük müşavirliği sınavının konusu olduğundan sorulmamıştır; 2021–2025 GMY sınavlarında sorulan İthalat Rejimi Kararı, Dahilde İşleme Rejimi Tebliği ve Sınır Ticareti Kararı kapsamda tutulmuştur.</w:t>
       </w:r>
     </w:p>
     <w:p>
@@ -33359,7 +33359,7 @@
         <w:spacing w:after="60"/>
       </w:pPr>
       <w:r>
-        <w:t xml:space="preserve">Her sorunun doğru cevabı kaynak mevzuattan birebir alıntıyla doğrulanmış, set bağımsız çekişmeli doğrulamadan geçirilmiştir.</w:t>
+        <w:t xml:space="preserve">Genel kültür bölümü (1–20) Canlı 7/24 Genel Kültür Kitabı'na dayanır ve 2024–2025 sınavlarının 1–20. sorularındaki bilgi türlerini (anlam ilişkileri, anlatım bozukluğu, noktalama, paragraf; zaman, birim dönüşümü, oran, yüzde, dizi problemleri; Millî Mücadele, inkılaplar, Atatürk; yasama-yürütme-yargı, temel haklar) ölçer.</w:t>
       </w:r>
     </w:p>
     <w:p>
@@ -33372,7 +33372,7 @@
         <w:spacing w:after="60"/>
       </w:pPr>
       <w:r>
-        <w:t xml:space="preserve">Sorular Deneme 1 ve Deneme 2 ile çekirdek bazında karşılaştırılmıştır; önceki denemelerde ölçülen bir çekirdek aynı biçimde tekrar sorulmamıştır.</w:t>
+        <w:t xml:space="preserve">Her sorunun doğru cevabı kaynak mevzuattan birebir alıntıyla doğrulanmış, set bağımsız çekişmeli doğrulamadan geçirilmiştir.</w:t>
       </w:r>
     </w:p>
     <w:p>
@@ -33385,7 +33385,7 @@
         <w:spacing w:after="60"/>
       </w:pPr>
       <w:r>
-        <w:t xml:space="preserve">Kaynaklarda bulunmayan çıkmış soru alanları sorulmamıştır: rejim kodları, 3351 sayılı İlave Gümrük Vergisi Kararı, Form A, Seri No:149 tebliği, 2009/15481 Karar Ek-9 sayısal limitleri, amortisman indirimi.</w:t>
+        <w:t xml:space="preserve">Sorular Deneme 1 ve Deneme 2 ile çekirdek bazında karşılaştırılmıştır; önceki denemelerde ölçülen bir çekirdek aynı biçimde tekrar sorulmamıştır.</w:t>
       </w:r>
     </w:p>
     <w:p>
@@ -33398,7 +33398,7 @@
         <w:spacing w:after="60"/>
       </w:pPr>
       <w:r>
-        <w:t xml:space="preserve">Kaynak metin resmî 2025 cevabından farklıysa (ör. posta yoluyla gelen eşyada nakliye giderinin kıymete eklenmesi, 2026 değişikliği) soru güncel kaynak metne göre kurulmuştur.</w:t>
+        <w:t xml:space="preserve">Kaynaklarda bulunmayan çıkmış soru alanları sorulmamıştır: rejim kodları, 3351 sayılı İlave Gümrük Vergisi Kararı, Form A, Seri No:149 tebliği, 2009/15481 Karar Ek-9 sayısal limitleri, amortisman indirimi.</w:t>
       </w:r>
     </w:p>
     <w:p>
@@ -33411,7 +33411,7 @@
         <w:spacing w:after="60"/>
       </w:pPr>
       <w:r>
-        <w:t xml:space="preserve">GK 241/1'e ilişkin AYM 26.03.2026 tarihli kararından etkilenebilecek hükümler (ikincil düzenlemelere aykırılık, yıllık TL tutarı) sorulmamıştır.</w:t>
+        <w:t xml:space="preserve">Kaynak metin resmî 2025 cevabından farklıysa (ör. posta yoluyla gelen eşyada nakliye giderinin kıymete eklenmesi, 2026 değişikliği) soru güncel kaynak metne göre kurulmuştur.</w:t>
       </w:r>
     </w:p>
     <w:p>
@@ -33424,6 +33424,19 @@
         <w:spacing w:after="60"/>
       </w:pPr>
       <w:r>
+        <w:t xml:space="preserve">GK 241/1'e ilişkin AYM 26.03.2026 tarihli kararından etkilenebilecek hükümler (ikincil düzenlemelere aykırılık, yıllık TL tutarı) sorulmamıştır.</w:t>
+      </w:r>
+    </w:p>
+    <w:p>
+      <w:pPr>
+        <w:pStyle w:val="ListParagraph"/>
+        <w:numPr>
+          <w:ilvl w:val="0"/>
+          <w:numId w:val="2"/>
+        </w:numPr>
+        <w:spacing w:after="60"/>
+      </w:pPr>
+      <w:r>
         <w:t xml:space="preserve">Doğru cevap dağılımı: her harf 20 kez; art arda aynı harf yoktur.</w:t>
       </w:r>
     </w:p>
@@ -34390,7 +34403,7 @@
           <w:sz w:val="14"/>
           <w:szCs w:val="14"/>
         </w:rPr>
-        <w:t xml:space="preserve">GMY4-073 | İhracat | İhracat Yönetmeliği 9/5 | Konsinye gönderilen malın kesin satışı ihraç tarihinden itibaren bir yıl içinde yapılır; İhracatçı Birlikleri Genel Sekreterliği bu süreyi iki yıl daha uzatabilir. | SÜRE | K | D | GMY-S4</w:t>
+        <w:t xml:space="preserve">GMY4-073 | İhracat | Hariçte İşleme-Geçici İhracat Seri No:1 m.7/1-3; GK 167/5-f | Geçici çıkarılan ticari olmayan eşya üç yılda değiştirilmeden getirilir, mücbir sebeple gümrük müdürlüğünce uzatılabilir; ev eşyası süre kısıtlamasına tabi değildir. | SÜRE | K | D | GMY-S4</w:t>
       </w:r>
     </w:p>
     <w:p>
@@ -34442,7 +34455,7 @@
           <w:sz w:val="14"/>
           <w:szCs w:val="14"/>
         </w:rPr>
-        <w:t xml:space="preserve">GMY4-077 | İhracat | İhracat Yönetmeliği 9/1, 10/4, 14/1, 15/1, 15/2 | Haklı ve zorunlu nedenlerle alıcısına teslim edilemeyen mallara ilişkin ihracat talepleri ile terk talepleri Bakanlıkça (İhracat Genel Müdürlüğü) sonuçlandırılır. | EŞLEŞTİRME | O | C | GMY-S4</w:t>
+        <w:t xml:space="preserve">GMY4-077 | İhracat | Hariçte İşleme-Geçici İhracat Seri No:1 m.9/2, 10/1, 11/1-2, 12/1, 15/1 | Sergi-fuar eşyasında kesin satış faturası aranmaz, proforma fatura veya sevk irsaliyesi eklenir; finansal kiralamada onaylı beyanname izin hükmündedir. | EŞLEŞTİRME | O | C | GMY-S4</w:t>
       </w:r>
     </w:p>
     <w:p>
